--- a/docs/Brazillian E-commerce/Data Model/Brazillian_E-commerce_Data_Model.docx
+++ b/docs/Brazillian E-commerce/Data Model/Brazillian_E-commerce_Data_Model.docx
@@ -205,7 +205,6 @@
           <w:rFonts w:ascii="Times New Roman" w:hAnsi="Times New Roman" w:cs="Times New Roman"/>
         </w:rPr>
         <w:br/>
-        <w:t>- Geography</w:t>
       </w:r>
       <w:r>
         <w:rPr>
@@ -1195,6 +1194,7 @@
       <w:r>
         <w:rPr>
           <w:rFonts w:ascii="Times New Roman" w:hAnsi="Times New Roman" w:cs="Times New Roman"/>
+          <w:noProof/>
           <w:sz w:val="24"/>
           <w:szCs w:val="24"/>
         </w:rPr>
